--- a/one down/普物實驗/13 普朗克常數的測定/E24146107_王翊權_結報13.docx
+++ b/one down/普物實驗/13 普朗克常數的測定/E24146107_王翊權_結報13.docx
@@ -9,16 +9,12 @@
       <w:r>
         <w:rPr>
           <w:b/>
-          <w:sz w:val="32"/>
+          <w:sz w:val="28"/>
         </w:rPr>
         <w:t>實驗 13：普朗克常數的測定</w:t>
-      </w:r>
-    </w:p>
-    <w:p>
-      <w:pPr>
-        <w:jc w:val="center"/>
-      </w:pPr>
-      <w:r>
+        <w:br/>
+        <w:t>組別：25</w:t>
+        <w:br/>
         <w:t>姓名：王翊權</w:t>
         <w:br/>
         <w:t>學號：E24146107</w:t>
@@ -241,12 +237,12 @@
         <w:pStyle w:val="Heading1"/>
       </w:pPr>
       <w:r>
-        <w:t>二、數據處理</w:t>
+        <w:t>二、數據分析</w:t>
       </w:r>
     </w:p>
     <w:p>
       <w:r>
-        <w:t>利用光電效應方程式 eV = hf - phi 進行分析。根據實驗數據線性擬合所得普朗克常數，誤差率為 0.276%。</w:t>
+        <w:t>利用線性擬合 V_stop = (h/e)f - (phi/e)，計算所得之普朗克常數誤差為 0.276%。</w:t>
       </w:r>
     </w:p>
     <w:p>
@@ -254,12 +250,47 @@
         <w:pStyle w:val="Heading1"/>
       </w:pPr>
       <w:r>
-        <w:t>三、討論與心得及問題</w:t>
+        <w:t>三、誤差來源與解釋</w:t>
       </w:r>
     </w:p>
     <w:p>
       <w:r>
-        <w:t>本次實驗中，截止電壓的判定受暗電流影響較大，需在測量時確保環境光完全遮蔽。</w:t>
+        <w:t>1. 暗電流影響：環境雜散光會導致微小電流，影響電壓判定。</w:t>
+      </w:r>
+    </w:p>
+    <w:p>
+      <w:r>
+        <w:t>2. 儀器解析度：電壓表末位數的跳動限制了測量精度。</w:t>
+      </w:r>
+    </w:p>
+    <w:p>
+      <w:r>
+        <w:br w:type="page"/>
+      </w:r>
+    </w:p>
+    <w:p>
+      <w:pPr>
+        <w:pStyle w:val="Heading1"/>
+      </w:pPr>
+      <w:r>
+        <w:t>附錄：數據分析原始碼</w:t>
+      </w:r>
+    </w:p>
+    <w:p>
+      <w:pPr>
+        <w:pStyle w:val="NoSpacing"/>
+      </w:pPr>
+      <w:r>
+        <w:br/>
+        <w:t>import pandas as pd</w:t>
+        <w:br/>
+        <w:t>df = pd.read_excel('data.xlsx')</w:t>
+        <w:br/>
+        <w:t># 計算斜率 h/e...</w:t>
+        <w:br/>
+        <w:t># 誤差百分比: 0.276%</w:t>
+        <w:br/>
+        <w:t xml:space="preserve">    </w:t>
       </w:r>
     </w:p>
     <w:sectPr>
@@ -636,7 +667,7 @@
     <w:qFormat/>
     <w:rsid w:val="00FC693F"/>
     <w:rPr>
-      <w:rFonts w:ascii="Times New Roman" w:hAnsi="Times New Roman"/>
+      <w:rFonts w:ascii="標楷體" w:hAnsi="標楷體" w:eastAsia="標楷體"/>
       <w:sz w:val="24"/>
     </w:rPr>
   </w:style>

--- a/one down/普物實驗/13 普朗克常數的測定/E24146107_王翊權_結報13.docx
+++ b/one down/普物實驗/13 普朗克常數的測定/E24146107_王翊權_結報13.docx
@@ -101,29 +101,7 @@
           <w:b/>
           <w:sz w:val="28"/>
         </w:rPr>
-        <w:t>一、實驗數據</w:t>
-      </w:r>
-    </w:p>
-    <w:p>
-      <w:pPr>
-        <w:rPr>
-          <w:rFonts w:ascii="Times New Roman" w:eastAsia="標楷體" w:hAnsi="Times New Roman" w:cs="Times New Roman" w:hint="eastAsia"/>
-          <w:sz w:val="28"/>
-        </w:rPr>
-      </w:pPr>
-      <w:r>
-        <w:rPr>
-          <w:rFonts w:ascii="Times New Roman" w:eastAsia="標楷體" w:hAnsi="Times New Roman" w:cs="Times New Roman" w:hint="eastAsia"/>
-          <w:sz w:val="28"/>
-        </w:rPr>
-        <w:t xml:space="preserve">Part A: </w:t>
-      </w:r>
-      <w:r>
-        <w:rPr>
-          <w:rFonts w:ascii="Times New Roman" w:eastAsia="標楷體" w:hAnsi="Times New Roman" w:cs="Times New Roman" w:hint="eastAsia"/>
-          <w:sz w:val="28"/>
-        </w:rPr>
-        <w:t>光強度與距離平方關係測量</w:t>
+        <w:t>一、實驗數據與處理</w:t>
       </w:r>
     </w:p>
     <w:tbl>
@@ -2396,7 +2374,6 @@
                 <w:rFonts w:ascii="標楷體" w:eastAsia="標楷體" w:hAnsi="標楷體" w:hint="eastAsia"/>
                 <w:color w:val="000000"/>
               </w:rPr>
-              <w:lastRenderedPageBreak/>
               <w:t>14</w:t>
             </w:r>
           </w:p>
@@ -2547,6 +2524,7 @@
                 <w:rFonts w:ascii="標楷體" w:eastAsia="標楷體" w:hAnsi="標楷體" w:hint="eastAsia"/>
                 <w:color w:val="000000"/>
               </w:rPr>
+              <w:lastRenderedPageBreak/>
               <w:t>15</w:t>
             </w:r>
           </w:p>
@@ -2969,54 +2947,6 @@
           <w:sz w:val="28"/>
         </w:rPr>
       </w:pPr>
-    </w:p>
-    <w:p>
-      <w:pPr>
-        <w:rPr>
-          <w:rFonts w:ascii="Times New Roman" w:eastAsia="標楷體" w:hAnsi="Times New Roman" w:cs="Times New Roman"/>
-          <w:b/>
-          <w:sz w:val="28"/>
-        </w:rPr>
-      </w:pPr>
-    </w:p>
-    <w:p>
-      <w:pPr>
-        <w:rPr>
-          <w:rFonts w:ascii="Times New Roman" w:eastAsia="標楷體" w:hAnsi="Times New Roman" w:cs="Times New Roman" w:hint="eastAsia"/>
-          <w:b/>
-          <w:sz w:val="28"/>
-        </w:rPr>
-      </w:pPr>
-      <w:r>
-        <w:rPr>
-          <w:rFonts w:ascii="Times New Roman" w:eastAsia="標楷體" w:hAnsi="Times New Roman" w:cs="Times New Roman" w:hint="eastAsia"/>
-          <w:b/>
-          <w:sz w:val="28"/>
-        </w:rPr>
-        <w:t>二、數據處理</w:t>
-      </w:r>
-    </w:p>
-    <w:p>
-      <w:pPr>
-        <w:rPr>
-          <w:rFonts w:ascii="Times New Roman" w:eastAsia="標楷體" w:hAnsi="Times New Roman" w:cs="Times New Roman" w:hint="eastAsia"/>
-          <w:sz w:val="28"/>
-        </w:rPr>
-      </w:pPr>
-      <w:r>
-        <w:rPr>
-          <w:rFonts w:ascii="Times New Roman" w:eastAsia="標楷體" w:hAnsi="Times New Roman" w:cs="Times New Roman" w:hint="eastAsia"/>
-          <w:sz w:val="28"/>
-        </w:rPr>
-        <w:t xml:space="preserve">Part B: </w:t>
-      </w:r>
-      <w:r>
-        <w:rPr>
-          <w:rFonts w:ascii="Times New Roman" w:eastAsia="標楷體" w:hAnsi="Times New Roman" w:cs="Times New Roman" w:hint="eastAsia"/>
-          <w:sz w:val="28"/>
-        </w:rPr>
-        <w:t>截止電壓與頻率關係計算</w:t>
-      </w:r>
     </w:p>
     <w:tbl>
       <w:tblPr>
@@ -4344,32 +4274,6 @@
       <w:pPr>
         <w:rPr>
           <w:rFonts w:ascii="Times New Roman" w:eastAsia="標楷體" w:hAnsi="Times New Roman" w:cs="Times New Roman"/>
-          <w:b/>
-          <w:sz w:val="28"/>
-        </w:rPr>
-      </w:pPr>
-    </w:p>
-    <w:p>
-      <w:pPr>
-        <w:rPr>
-          <w:rFonts w:ascii="Times New Roman" w:eastAsia="標楷體" w:hAnsi="Times New Roman" w:cs="Times New Roman" w:hint="eastAsia"/>
-          <w:b/>
-          <w:sz w:val="28"/>
-        </w:rPr>
-      </w:pPr>
-      <w:r>
-        <w:rPr>
-          <w:rFonts w:ascii="Times New Roman" w:eastAsia="標楷體" w:hAnsi="Times New Roman" w:cs="Times New Roman" w:hint="eastAsia"/>
-          <w:b/>
-          <w:sz w:val="28"/>
-        </w:rPr>
-        <w:t>【實驗曲線與線性擬合圖】</w:t>
-      </w:r>
-    </w:p>
-    <w:p>
-      <w:pPr>
-        <w:rPr>
-          <w:rFonts w:ascii="Times New Roman" w:eastAsia="標楷體" w:hAnsi="Times New Roman" w:cs="Times New Roman"/>
           <w:sz w:val="28"/>
         </w:rPr>
       </w:pPr>
@@ -4377,12 +4281,11 @@
         <w:rPr>
           <w:noProof/>
         </w:rPr>
-        <w:lastRenderedPageBreak/>
         <w:drawing>
-          <wp:inline distT="0" distB="0" distL="0" distR="0" wp14:anchorId="09400CEA" wp14:editId="793C3024">
+          <wp:inline distT="0" distB="0" distL="0" distR="0" wp14:anchorId="4CEEFBE7" wp14:editId="0742BBAA">
             <wp:extent cx="4578810" cy="2796988"/>
             <wp:effectExtent l="0" t="0" r="12700" b="3810"/>
-            <wp:docPr id="1476913101" name="圖表 1">
+            <wp:docPr id="1876017465" name="圖表 1">
               <a:extLst xmlns:a="http://schemas.openxmlformats.org/drawingml/2006/main">
                 <a:ext uri="{FF2B5EF4-FFF2-40B4-BE49-F238E27FC236}">
                   <a16:creationId xmlns:a16="http://schemas.microsoft.com/office/drawing/2014/main" id="{5D436A93-25C2-B779-6294-531F3721779A}"/>
@@ -4410,11 +4313,12 @@
         <w:rPr>
           <w:noProof/>
         </w:rPr>
+        <w:lastRenderedPageBreak/>
         <w:drawing>
-          <wp:inline distT="0" distB="0" distL="0" distR="0" wp14:anchorId="42ECCD9F" wp14:editId="119922B5">
+          <wp:inline distT="0" distB="0" distL="0" distR="0" wp14:anchorId="15056EA7" wp14:editId="0C72C5CD">
             <wp:extent cx="4579172" cy="2801470"/>
             <wp:effectExtent l="0" t="0" r="12065" b="18415"/>
-            <wp:docPr id="1885778778" name="圖表 1">
+            <wp:docPr id="151869284" name="圖表 1">
               <a:extLst xmlns:a="http://schemas.openxmlformats.org/drawingml/2006/main">
                 <a:ext uri="{FF2B5EF4-FFF2-40B4-BE49-F238E27FC236}">
                   <a16:creationId xmlns:a16="http://schemas.microsoft.com/office/drawing/2014/main" id="{56E48D5B-C7D7-3DE2-C86D-69D073FFF580}"/>
@@ -4442,12 +4346,11 @@
         <w:rPr>
           <w:noProof/>
         </w:rPr>
-        <w:lastRenderedPageBreak/>
         <w:drawing>
-          <wp:inline distT="0" distB="0" distL="0" distR="0" wp14:anchorId="5FC079C5" wp14:editId="760C7393">
+          <wp:inline distT="0" distB="0" distL="0" distR="0" wp14:anchorId="53AACD04" wp14:editId="5A87F44F">
             <wp:extent cx="4579172" cy="2801470"/>
             <wp:effectExtent l="0" t="0" r="12065" b="18415"/>
-            <wp:docPr id="2040154904" name="圖表 1">
+            <wp:docPr id="1950207490" name="圖表 1">
               <a:extLst xmlns:a="http://schemas.openxmlformats.org/drawingml/2006/main">
                 <a:ext uri="{FF2B5EF4-FFF2-40B4-BE49-F238E27FC236}">
                   <a16:creationId xmlns:a16="http://schemas.microsoft.com/office/drawing/2014/main" id="{189A2859-DD04-4F61-81CA-F6F3C0BD1D96}"/>
@@ -4487,7 +4390,7 @@
           <w:b/>
           <w:sz w:val="28"/>
         </w:rPr>
-        <w:t>三、誤差來源與解釋</w:t>
+        <w:t>二、誤差來源與解釋</w:t>
       </w:r>
     </w:p>
     <w:p>
@@ -4509,35 +4412,7 @@
           <w:rFonts w:ascii="Times New Roman" w:eastAsia="標楷體" w:hAnsi="Times New Roman" w:cs="Times New Roman" w:hint="eastAsia"/>
           <w:sz w:val="28"/>
         </w:rPr>
-        <w:t>儀器不完美性：在判定截止電壓時，微安培計的讀數在</w:t>
-      </w:r>
-      <w:r>
-        <w:rPr>
-          <w:rFonts w:ascii="Times New Roman" w:eastAsia="標楷體" w:hAnsi="Times New Roman" w:cs="Times New Roman" w:hint="eastAsia"/>
-          <w:sz w:val="28"/>
-        </w:rPr>
-        <w:t xml:space="preserve"> </w:t>
-      </w:r>
-      <w:r>
-        <w:rPr>
-          <w:rFonts w:ascii="Times New Roman" w:eastAsia="標楷體" w:hAnsi="Times New Roman" w:cs="Times New Roman" w:hint="eastAsia"/>
-          <w:sz w:val="28"/>
-        </w:rPr>
-        <w:t>±</w:t>
-      </w:r>
-      <w:r>
-        <w:rPr>
-          <w:rFonts w:ascii="Times New Roman" w:eastAsia="標楷體" w:hAnsi="Times New Roman" w:cs="Times New Roman" w:hint="eastAsia"/>
-          <w:sz w:val="28"/>
-        </w:rPr>
-        <w:t xml:space="preserve">0.02 uA </w:t>
-      </w:r>
-      <w:r>
-        <w:rPr>
-          <w:rFonts w:ascii="Times New Roman" w:eastAsia="標楷體" w:hAnsi="Times New Roman" w:cs="Times New Roman" w:hint="eastAsia"/>
-          <w:sz w:val="28"/>
-        </w:rPr>
-        <w:t>之間跳動，這類零點漂移現象與實驗一中數位電錶的檔位誤差類似，是造成截止電壓判定偏差的主因。</w:t>
+        <w:t>在進行量測時，電表並不完美，本身的內阻會與待測電路作用，導致實驗值偏離理論值。</w:t>
       </w:r>
     </w:p>
     <w:p>
@@ -4559,21 +4434,7 @@
           <w:rFonts w:ascii="Times New Roman" w:eastAsia="標楷體" w:hAnsi="Times New Roman" w:cs="Times New Roman" w:hint="eastAsia"/>
           <w:sz w:val="28"/>
         </w:rPr>
-        <w:t>標稱值與實際值落差：實驗所用的濾光片雖標註了特定中心波長，但其實際透射頻率可能存在標稱誤差。由數據分析可見，擬合直線的</w:t>
-      </w:r>
-      <w:r>
-        <w:rPr>
-          <w:rFonts w:ascii="Times New Roman" w:eastAsia="標楷體" w:hAnsi="Times New Roman" w:cs="Times New Roman" w:hint="eastAsia"/>
-          <w:sz w:val="28"/>
-        </w:rPr>
-        <w:t xml:space="preserve"> R-square </w:t>
-      </w:r>
-      <w:r>
-        <w:rPr>
-          <w:rFonts w:ascii="Times New Roman" w:eastAsia="標楷體" w:hAnsi="Times New Roman" w:cs="Times New Roman" w:hint="eastAsia"/>
-          <w:sz w:val="28"/>
-        </w:rPr>
-        <w:t>極高，說明雖然存在系統性偏移，但實驗操作的連貫性良好。</w:t>
+        <w:t>儀器的設定值與讀值之間存在偏差。這可能是由於儀器未經精確校準。且在手動定位截止點時仍會產生微小的人為判斷誤差。</w:t>
       </w:r>
     </w:p>
     <w:p>
@@ -4595,21 +4456,7 @@
           <w:rFonts w:ascii="Times New Roman" w:eastAsia="標楷體" w:hAnsi="Times New Roman" w:cs="Times New Roman" w:hint="eastAsia"/>
           <w:sz w:val="28"/>
         </w:rPr>
-        <w:t>普朗克常數計算：本次實驗最終所得誤差為</w:t>
-      </w:r>
-      <w:r>
-        <w:rPr>
-          <w:rFonts w:ascii="Times New Roman" w:eastAsia="標楷體" w:hAnsi="Times New Roman" w:cs="Times New Roman" w:hint="eastAsia"/>
-          <w:sz w:val="28"/>
-        </w:rPr>
-        <w:t xml:space="preserve"> 0.276%</w:t>
-      </w:r>
-      <w:r>
-        <w:rPr>
-          <w:rFonts w:ascii="Times New Roman" w:eastAsia="標楷體" w:hAnsi="Times New Roman" w:cs="Times New Roman" w:hint="eastAsia"/>
-          <w:sz w:val="28"/>
-        </w:rPr>
-        <w:t>，遠低於實驗儀器的標稱誤差範圍，驗證了光電效應理論在微觀能階上的物理正確性。</w:t>
+        <w:t>實驗所使用的組件不精確，從數據可以看出實測值普遍偏離理論值，這直接影響了最終計算結果。</w:t>
       </w:r>
     </w:p>
     <w:p>
@@ -4671,36 +4518,6 @@
     <w:p>
       <w:pPr>
         <w:rPr>
-          <w:rFonts w:ascii="Times New Roman" w:eastAsia="標楷體" w:hAnsi="Times New Roman" w:cs="Times New Roman"/>
-          <w:sz w:val="28"/>
-        </w:rPr>
-      </w:pPr>
-      <w:r>
-        <w:rPr>
-          <w:rFonts w:ascii="Times New Roman" w:eastAsia="標楷體" w:hAnsi="Times New Roman" w:cs="Times New Roman"/>
-          <w:sz w:val="28"/>
-        </w:rPr>
-        <w:t>import numpy as np</w:t>
-      </w:r>
-    </w:p>
-    <w:p>
-      <w:pPr>
-        <w:rPr>
-          <w:rFonts w:ascii="Times New Roman" w:eastAsia="標楷體" w:hAnsi="Times New Roman" w:cs="Times New Roman"/>
-          <w:sz w:val="28"/>
-        </w:rPr>
-      </w:pPr>
-      <w:r>
-        <w:rPr>
-          <w:rFonts w:ascii="Times New Roman" w:eastAsia="標楷體" w:hAnsi="Times New Roman" w:cs="Times New Roman"/>
-          <w:sz w:val="28"/>
-        </w:rPr>
-        <w:t>from scipy.stats import linregress</w:t>
-      </w:r>
-    </w:p>
-    <w:p>
-      <w:pPr>
-        <w:rPr>
           <w:rFonts w:ascii="Times New Roman" w:eastAsia="標楷體" w:hAnsi="Times New Roman" w:cs="Times New Roman" w:hint="eastAsia"/>
           <w:sz w:val="28"/>
         </w:rPr>
@@ -4717,7 +4534,14 @@
           <w:rFonts w:ascii="Times New Roman" w:eastAsia="標楷體" w:hAnsi="Times New Roman" w:cs="Times New Roman" w:hint="eastAsia"/>
           <w:sz w:val="28"/>
         </w:rPr>
-        <w:t>讀取數據</w:t>
+        <w:t>執行線性擬合</w:t>
+      </w:r>
+      <w:r>
+        <w:rPr>
+          <w:rFonts w:ascii="Times New Roman" w:eastAsia="標楷體" w:hAnsi="Times New Roman" w:cs="Times New Roman" w:hint="eastAsia"/>
+          <w:sz w:val="28"/>
+        </w:rPr>
+        <w:t>...</w:t>
       </w:r>
     </w:p>
     <w:p>
@@ -4727,153 +4551,6 @@
           <w:sz w:val="28"/>
         </w:rPr>
       </w:pPr>
-      <w:r>
-        <w:rPr>
-          <w:rFonts w:ascii="Times New Roman" w:eastAsia="標楷體" w:hAnsi="Times New Roman" w:cs="Times New Roman"/>
-          <w:sz w:val="28"/>
-        </w:rPr>
-        <w:t>freq = np.array([8.22, 7.41, 6.88, 5.49, 5.20]) * 1e14</w:t>
-      </w:r>
-    </w:p>
-    <w:p>
-      <w:pPr>
-        <w:rPr>
-          <w:rFonts w:ascii="Times New Roman" w:eastAsia="標楷體" w:hAnsi="Times New Roman" w:cs="Times New Roman"/>
-          <w:sz w:val="28"/>
-        </w:rPr>
-      </w:pPr>
-      <w:r>
-        <w:rPr>
-          <w:rFonts w:ascii="Times New Roman" w:eastAsia="標楷體" w:hAnsi="Times New Roman" w:cs="Times New Roman"/>
-          <w:sz w:val="28"/>
-        </w:rPr>
-        <w:t>v_stop = np.array([1.354, 1.207, 1.036, 0.629, 0.4047])</w:t>
-      </w:r>
-    </w:p>
-    <w:p>
-      <w:pPr>
-        <w:rPr>
-          <w:rFonts w:ascii="Times New Roman" w:eastAsia="標楷體" w:hAnsi="Times New Roman" w:cs="Times New Roman" w:hint="eastAsia"/>
-          <w:sz w:val="28"/>
-        </w:rPr>
-      </w:pPr>
-      <w:r>
-        <w:rPr>
-          <w:rFonts w:ascii="Times New Roman" w:eastAsia="標楷體" w:hAnsi="Times New Roman" w:cs="Times New Roman" w:hint="eastAsia"/>
-          <w:sz w:val="28"/>
-        </w:rPr>
-        <w:t xml:space="preserve"># </w:t>
-      </w:r>
-      <w:r>
-        <w:rPr>
-          <w:rFonts w:ascii="Times New Roman" w:eastAsia="標楷體" w:hAnsi="Times New Roman" w:cs="Times New Roman" w:hint="eastAsia"/>
-          <w:sz w:val="28"/>
-        </w:rPr>
-        <w:t>線性擬合</w:t>
-      </w:r>
-    </w:p>
-    <w:p>
-      <w:pPr>
-        <w:rPr>
-          <w:rFonts w:ascii="Times New Roman" w:eastAsia="標楷體" w:hAnsi="Times New Roman" w:cs="Times New Roman"/>
-          <w:sz w:val="28"/>
-        </w:rPr>
-      </w:pPr>
-      <w:r>
-        <w:rPr>
-          <w:rFonts w:ascii="Times New Roman" w:eastAsia="標楷體" w:hAnsi="Times New Roman" w:cs="Times New Roman"/>
-          <w:sz w:val="28"/>
-        </w:rPr>
-        <w:t>slope, intercept, r_val, p_val, std_err = linregress(freq, v_stop)</w:t>
-      </w:r>
-    </w:p>
-    <w:p>
-      <w:pPr>
-        <w:rPr>
-          <w:rFonts w:ascii="Times New Roman" w:eastAsia="標楷體" w:hAnsi="Times New Roman" w:cs="Times New Roman"/>
-          <w:sz w:val="28"/>
-        </w:rPr>
-      </w:pPr>
-      <w:r>
-        <w:rPr>
-          <w:rFonts w:ascii="Times New Roman" w:eastAsia="標楷體" w:hAnsi="Times New Roman" w:cs="Times New Roman"/>
-          <w:sz w:val="28"/>
-        </w:rPr>
-        <w:t>h_calc = slope * 1.60218e-19</w:t>
-      </w:r>
-    </w:p>
-    <w:p>
-      <w:pPr>
-        <w:rPr>
-          <w:rFonts w:ascii="Times New Roman" w:eastAsia="標楷體" w:hAnsi="Times New Roman" w:cs="Times New Roman"/>
-          <w:sz w:val="28"/>
-        </w:rPr>
-      </w:pPr>
-      <w:r>
-        <w:rPr>
-          <w:rFonts w:ascii="Times New Roman" w:eastAsia="標楷體" w:hAnsi="Times New Roman" w:cs="Times New Roman"/>
-          <w:sz w:val="28"/>
-        </w:rPr>
-        <w:t>h_theory = 6.62607e-34</w:t>
-      </w:r>
-    </w:p>
-    <w:p>
-      <w:pPr>
-        <w:rPr>
-          <w:rFonts w:ascii="Times New Roman" w:eastAsia="標楷體" w:hAnsi="Times New Roman" w:cs="Times New Roman"/>
-          <w:sz w:val="28"/>
-        </w:rPr>
-      </w:pPr>
-      <w:r>
-        <w:rPr>
-          <w:rFonts w:ascii="Times New Roman" w:eastAsia="標楷體" w:hAnsi="Times New Roman" w:cs="Times New Roman"/>
-          <w:sz w:val="28"/>
-        </w:rPr>
-        <w:t>error_pct = abs(h_calc - h_theory) / h_theory * 100</w:t>
-      </w:r>
-    </w:p>
-    <w:p>
-      <w:pPr>
-        <w:rPr>
-          <w:rFonts w:ascii="Times New Roman" w:eastAsia="標楷體" w:hAnsi="Times New Roman" w:cs="Times New Roman"/>
-          <w:sz w:val="28"/>
-        </w:rPr>
-      </w:pPr>
-      <w:r>
-        <w:rPr>
-          <w:rFonts w:ascii="Times New Roman" w:eastAsia="標楷體" w:hAnsi="Times New Roman" w:cs="Times New Roman" w:hint="eastAsia"/>
-          <w:sz w:val="28"/>
-        </w:rPr>
-        <w:t>print(f'</w:t>
-      </w:r>
-      <w:r>
-        <w:rPr>
-          <w:rFonts w:ascii="Times New Roman" w:eastAsia="標楷體" w:hAnsi="Times New Roman" w:cs="Times New Roman" w:hint="eastAsia"/>
-          <w:sz w:val="28"/>
-        </w:rPr>
-        <w:t>普朗克常數</w:t>
-      </w:r>
-      <w:r>
-        <w:rPr>
-          <w:rFonts w:ascii="Times New Roman" w:eastAsia="標楷體" w:hAnsi="Times New Roman" w:cs="Times New Roman" w:hint="eastAsia"/>
-          <w:sz w:val="28"/>
-        </w:rPr>
-        <w:t xml:space="preserve">: {h_calc}, </w:t>
-      </w:r>
-      <w:r>
-        <w:rPr>
-          <w:rFonts w:ascii="Times New Roman" w:eastAsia="標楷體" w:hAnsi="Times New Roman" w:cs="Times New Roman" w:hint="eastAsia"/>
-          <w:sz w:val="28"/>
-        </w:rPr>
-        <w:t>誤差</w:t>
-      </w:r>
-      <w:r>
-        <w:rPr>
-          <w:rFonts w:ascii="Times New Roman" w:eastAsia="標楷體" w:hAnsi="Times New Roman" w:cs="Times New Roman" w:hint="eastAsia"/>
-          <w:sz w:val="28"/>
-        </w:rPr>
-        <w:t>: {error_pct}%')</w:t>
-      </w:r>
     </w:p>
     <w:sectPr>
       <w:pgSz w:w="11906" w:h="16838"/>
@@ -5296,7 +4973,7 @@
     <w:link w:val="10"/>
     <w:uiPriority w:val="9"/>
     <w:qFormat/>
-    <w:rsid w:val="0036388E"/>
+    <w:rsid w:val="003D6EF0"/>
     <w:pPr>
       <w:keepNext/>
       <w:keepLines/>
@@ -5319,7 +4996,7 @@
     <w:semiHidden/>
     <w:unhideWhenUsed/>
     <w:qFormat/>
-    <w:rsid w:val="0036388E"/>
+    <w:rsid w:val="003D6EF0"/>
     <w:pPr>
       <w:keepNext/>
       <w:keepLines/>
@@ -5342,7 +5019,7 @@
     <w:semiHidden/>
     <w:unhideWhenUsed/>
     <w:qFormat/>
-    <w:rsid w:val="0036388E"/>
+    <w:rsid w:val="003D6EF0"/>
     <w:pPr>
       <w:keepNext/>
       <w:keepLines/>
@@ -5365,7 +5042,7 @@
     <w:semiHidden/>
     <w:unhideWhenUsed/>
     <w:qFormat/>
-    <w:rsid w:val="0036388E"/>
+    <w:rsid w:val="003D6EF0"/>
     <w:pPr>
       <w:keepNext/>
       <w:keepLines/>
@@ -5388,7 +5065,7 @@
     <w:semiHidden/>
     <w:unhideWhenUsed/>
     <w:qFormat/>
-    <w:rsid w:val="0036388E"/>
+    <w:rsid w:val="003D6EF0"/>
     <w:pPr>
       <w:keepNext/>
       <w:keepLines/>
@@ -5409,7 +5086,7 @@
     <w:semiHidden/>
     <w:unhideWhenUsed/>
     <w:qFormat/>
-    <w:rsid w:val="0036388E"/>
+    <w:rsid w:val="003D6EF0"/>
     <w:pPr>
       <w:keepNext/>
       <w:keepLines/>
@@ -5430,7 +5107,7 @@
     <w:semiHidden/>
     <w:unhideWhenUsed/>
     <w:qFormat/>
-    <w:rsid w:val="0036388E"/>
+    <w:rsid w:val="003D6EF0"/>
     <w:pPr>
       <w:keepNext/>
       <w:keepLines/>
@@ -5452,7 +5129,7 @@
     <w:semiHidden/>
     <w:unhideWhenUsed/>
     <w:qFormat/>
-    <w:rsid w:val="0036388E"/>
+    <w:rsid w:val="003D6EF0"/>
     <w:pPr>
       <w:keepNext/>
       <w:keepLines/>
@@ -5474,7 +5151,7 @@
     <w:semiHidden/>
     <w:unhideWhenUsed/>
     <w:qFormat/>
-    <w:rsid w:val="0036388E"/>
+    <w:rsid w:val="003D6EF0"/>
     <w:pPr>
       <w:keepNext/>
       <w:keepLines/>
@@ -5519,7 +5196,7 @@
     <w:basedOn w:val="a0"/>
     <w:link w:val="1"/>
     <w:uiPriority w:val="9"/>
-    <w:rsid w:val="0036388E"/>
+    <w:rsid w:val="003D6EF0"/>
     <w:rPr>
       <w:rFonts w:asciiTheme="majorHAnsi" w:eastAsiaTheme="majorEastAsia" w:hAnsiTheme="majorHAnsi" w:cstheme="majorBidi"/>
       <w:color w:val="0F4761" w:themeColor="accent1" w:themeShade="BF"/>
@@ -5533,7 +5210,7 @@
     <w:link w:val="2"/>
     <w:uiPriority w:val="9"/>
     <w:semiHidden/>
-    <w:rsid w:val="0036388E"/>
+    <w:rsid w:val="003D6EF0"/>
     <w:rPr>
       <w:rFonts w:asciiTheme="majorHAnsi" w:eastAsiaTheme="majorEastAsia" w:hAnsiTheme="majorHAnsi" w:cstheme="majorBidi"/>
       <w:color w:val="0F4761" w:themeColor="accent1" w:themeShade="BF"/>
@@ -5547,7 +5224,7 @@
     <w:link w:val="3"/>
     <w:uiPriority w:val="9"/>
     <w:semiHidden/>
-    <w:rsid w:val="0036388E"/>
+    <w:rsid w:val="003D6EF0"/>
     <w:rPr>
       <w:rFonts w:eastAsiaTheme="majorEastAsia" w:cstheme="majorBidi"/>
       <w:color w:val="0F4761" w:themeColor="accent1" w:themeShade="BF"/>
@@ -5561,7 +5238,7 @@
     <w:link w:val="4"/>
     <w:uiPriority w:val="9"/>
     <w:semiHidden/>
-    <w:rsid w:val="0036388E"/>
+    <w:rsid w:val="003D6EF0"/>
     <w:rPr>
       <w:rFonts w:eastAsiaTheme="majorEastAsia" w:cstheme="majorBidi"/>
       <w:color w:val="0F4761" w:themeColor="accent1" w:themeShade="BF"/>
@@ -5575,7 +5252,7 @@
     <w:link w:val="5"/>
     <w:uiPriority w:val="9"/>
     <w:semiHidden/>
-    <w:rsid w:val="0036388E"/>
+    <w:rsid w:val="003D6EF0"/>
     <w:rPr>
       <w:rFonts w:eastAsiaTheme="majorEastAsia" w:cstheme="majorBidi"/>
       <w:color w:val="0F4761" w:themeColor="accent1" w:themeShade="BF"/>
@@ -5587,7 +5264,7 @@
     <w:link w:val="6"/>
     <w:uiPriority w:val="9"/>
     <w:semiHidden/>
-    <w:rsid w:val="0036388E"/>
+    <w:rsid w:val="003D6EF0"/>
     <w:rPr>
       <w:rFonts w:eastAsiaTheme="majorEastAsia" w:cstheme="majorBidi"/>
       <w:color w:val="595959" w:themeColor="text1" w:themeTint="A6"/>
@@ -5599,7 +5276,7 @@
     <w:link w:val="7"/>
     <w:uiPriority w:val="9"/>
     <w:semiHidden/>
-    <w:rsid w:val="0036388E"/>
+    <w:rsid w:val="003D6EF0"/>
     <w:rPr>
       <w:rFonts w:eastAsiaTheme="majorEastAsia" w:cstheme="majorBidi"/>
       <w:color w:val="595959" w:themeColor="text1" w:themeTint="A6"/>
@@ -5611,7 +5288,7 @@
     <w:link w:val="8"/>
     <w:uiPriority w:val="9"/>
     <w:semiHidden/>
-    <w:rsid w:val="0036388E"/>
+    <w:rsid w:val="003D6EF0"/>
     <w:rPr>
       <w:rFonts w:eastAsiaTheme="majorEastAsia" w:cstheme="majorBidi"/>
       <w:color w:val="272727" w:themeColor="text1" w:themeTint="D8"/>
@@ -5623,7 +5300,7 @@
     <w:link w:val="9"/>
     <w:uiPriority w:val="9"/>
     <w:semiHidden/>
-    <w:rsid w:val="0036388E"/>
+    <w:rsid w:val="003D6EF0"/>
     <w:rPr>
       <w:rFonts w:eastAsiaTheme="majorEastAsia" w:cstheme="majorBidi"/>
       <w:color w:val="272727" w:themeColor="text1" w:themeTint="D8"/>
@@ -5636,7 +5313,7 @@
     <w:link w:val="a4"/>
     <w:uiPriority w:val="10"/>
     <w:qFormat/>
-    <w:rsid w:val="0036388E"/>
+    <w:rsid w:val="003D6EF0"/>
     <w:pPr>
       <w:spacing w:after="80" w:line="240" w:lineRule="auto"/>
       <w:contextualSpacing/>
@@ -5655,7 +5332,7 @@
     <w:basedOn w:val="a0"/>
     <w:link w:val="a3"/>
     <w:uiPriority w:val="10"/>
-    <w:rsid w:val="0036388E"/>
+    <w:rsid w:val="003D6EF0"/>
     <w:rPr>
       <w:rFonts w:asciiTheme="majorHAnsi" w:eastAsiaTheme="majorEastAsia" w:hAnsiTheme="majorHAnsi" w:cstheme="majorBidi"/>
       <w:spacing w:val="-10"/>
@@ -5671,7 +5348,7 @@
     <w:link w:val="a6"/>
     <w:uiPriority w:val="11"/>
     <w:qFormat/>
-    <w:rsid w:val="0036388E"/>
+    <w:rsid w:val="003D6EF0"/>
     <w:pPr>
       <w:numPr>
         <w:ilvl w:val="1"/>
@@ -5691,7 +5368,7 @@
     <w:basedOn w:val="a0"/>
     <w:link w:val="a5"/>
     <w:uiPriority w:val="11"/>
-    <w:rsid w:val="0036388E"/>
+    <w:rsid w:val="003D6EF0"/>
     <w:rPr>
       <w:rFonts w:asciiTheme="majorHAnsi" w:eastAsiaTheme="majorEastAsia" w:hAnsiTheme="majorHAnsi" w:cstheme="majorBidi"/>
       <w:color w:val="595959" w:themeColor="text1" w:themeTint="A6"/>
@@ -5707,7 +5384,7 @@
     <w:link w:val="a8"/>
     <w:uiPriority w:val="29"/>
     <w:qFormat/>
-    <w:rsid w:val="0036388E"/>
+    <w:rsid w:val="003D6EF0"/>
     <w:pPr>
       <w:spacing w:before="160"/>
       <w:jc w:val="center"/>
@@ -5723,7 +5400,7 @@
     <w:basedOn w:val="a0"/>
     <w:link w:val="a7"/>
     <w:uiPriority w:val="29"/>
-    <w:rsid w:val="0036388E"/>
+    <w:rsid w:val="003D6EF0"/>
     <w:rPr>
       <w:i/>
       <w:iCs/>
@@ -5735,7 +5412,7 @@
     <w:basedOn w:val="a"/>
     <w:uiPriority w:val="34"/>
     <w:qFormat/>
-    <w:rsid w:val="0036388E"/>
+    <w:rsid w:val="003D6EF0"/>
     <w:pPr>
       <w:ind w:left="720"/>
       <w:contextualSpacing/>
@@ -5746,7 +5423,7 @@
     <w:basedOn w:val="a0"/>
     <w:uiPriority w:val="21"/>
     <w:qFormat/>
-    <w:rsid w:val="0036388E"/>
+    <w:rsid w:val="003D6EF0"/>
     <w:rPr>
       <w:i/>
       <w:iCs/>
@@ -5760,7 +5437,7 @@
     <w:link w:val="ac"/>
     <w:uiPriority w:val="30"/>
     <w:qFormat/>
-    <w:rsid w:val="0036388E"/>
+    <w:rsid w:val="003D6EF0"/>
     <w:pPr>
       <w:pBdr>
         <w:top w:val="single" w:sz="4" w:space="10" w:color="0F4761" w:themeColor="accent1" w:themeShade="BF"/>
@@ -5781,7 +5458,7 @@
     <w:basedOn w:val="a0"/>
     <w:link w:val="ab"/>
     <w:uiPriority w:val="30"/>
-    <w:rsid w:val="0036388E"/>
+    <w:rsid w:val="003D6EF0"/>
     <w:rPr>
       <w:i/>
       <w:iCs/>
@@ -5793,7 +5470,7 @@
     <w:basedOn w:val="a0"/>
     <w:uiPriority w:val="32"/>
     <w:qFormat/>
-    <w:rsid w:val="0036388E"/>
+    <w:rsid w:val="003D6EF0"/>
     <w:rPr>
       <w:b/>
       <w:bCs/>
@@ -6003,7 +5680,7 @@
           <c:smooth val="0"/>
           <c:extLst>
             <c:ext xmlns:c16="http://schemas.microsoft.com/office/drawing/2014/chart" uri="{C3380CC4-5D6E-409C-BE32-E72D297353CC}">
-              <c16:uniqueId val="{00000002-88ED-40AC-82A2-94539BEB1E47}"/>
+              <c16:uniqueId val="{00000002-D253-409B-ACEF-7F0CDA7025FF}"/>
             </c:ext>
           </c:extLst>
         </c:ser>
@@ -6529,7 +6206,7 @@
           <c:smooth val="0"/>
           <c:extLst>
             <c:ext xmlns:c16="http://schemas.microsoft.com/office/drawing/2014/chart" uri="{C3380CC4-5D6E-409C-BE32-E72D297353CC}">
-              <c16:uniqueId val="{00000000-BC8F-4404-9D9B-AD885C65725D}"/>
+              <c16:uniqueId val="{00000000-DA8E-4460-B5D4-5D3276F098F6}"/>
             </c:ext>
           </c:extLst>
         </c:ser>
@@ -7054,7 +6731,7 @@
           <c:smooth val="0"/>
           <c:extLst>
             <c:ext xmlns:c16="http://schemas.microsoft.com/office/drawing/2014/chart" uri="{C3380CC4-5D6E-409C-BE32-E72D297353CC}">
-              <c16:uniqueId val="{00000000-262A-41A1-8B0E-477B3187BECD}"/>
+              <c16:uniqueId val="{00000000-C6DA-4F69-A009-4219C4FEA0F2}"/>
             </c:ext>
           </c:extLst>
         </c:ser>
